--- a/Experiment 2/EXP 2.docx
+++ b/Experiment 2/EXP 2.docx
@@ -1,6 +1,6 @@
 
 <file path=word/document.xml><?xml version="1.0" encoding="utf-8"?>
-<w:document xmlns:wpc="http://schemas.microsoft.com/office/word/2010/wordprocessingCanvas" xmlns:cx="http://schemas.microsoft.com/office/drawing/2014/chartex" xmlns:cx1="http://schemas.microsoft.com/office/drawing/2015/9/8/chartex" xmlns:cx2="http://schemas.microsoft.com/office/drawing/2015/10/21/chartex" xmlns:cx3="http://schemas.microsoft.com/office/drawing/2016/5/9/chartex" xmlns:cx4="http://schemas.microsoft.com/office/drawing/2016/5/10/chartex" xmlns:cx5="http://schemas.microsoft.com/office/drawing/2016/5/11/chartex" xmlns:cx6="http://schemas.microsoft.com/office/drawing/2016/5/12/chartex" xmlns:cx7="http://schemas.microsoft.com/office/drawing/2016/5/13/chartex" xmlns:cx8="http://schemas.microsoft.com/office/drawing/2016/5/14/chartex" xmlns:mc="http://schemas.openxmlformats.org/markup-compatibility/2006" xmlns:aink="http://schemas.microsoft.com/office/drawing/2016/ink" xmlns:am3d="http://schemas.microsoft.com/office/drawing/2017/model3d" xmlns:o="urn:schemas-microsoft-com:office:office" xmlns:oel="http://schemas.microsoft.com/office/2019/extlst" xmlns:r="http://schemas.openxmlformats.org/officeDocument/2006/relationships" xmlns:m="http://schemas.openxmlformats.org/officeDocument/2006/math" xmlns:v="urn:schemas-microsoft-com:vml" xmlns:wp14="http://schemas.microsoft.com/office/word/2010/wordprocessingDrawing" xmlns:wp="http://schemas.openxmlformats.org/drawingml/2006/wordprocessingDrawing" xmlns:w10="urn:schemas-microsoft-com:office:word" xmlns:w="http://schemas.openxmlformats.org/wordprocessingml/2006/main" xmlns:w14="http://schemas.microsoft.com/office/word/2010/wordml" xmlns:w15="http://schemas.microsoft.com/office/word/2012/wordml" xmlns:w16cei="http://schemas.microsoft.com/office/word/2026/wordml/cei" xmlns:w16cex="http://schemas.microsoft.com/office/word/2018/wordml/cex" xmlns:w16cid="http://schemas.microsoft.com/office/word/2016/wordml/cid" xmlns:w16="http://schemas.microsoft.com/office/word/2018/wordml" xmlns:w16du="http://schemas.microsoft.com/office/word/2023/wordml/word16du" xmlns:w16sdtdh="http://schemas.microsoft.com/office/word/2020/wordml/sdtdatahash" xmlns:w16sdtfl="http://schemas.microsoft.com/office/word/2024/wordml/sdtformatlock" xmlns:w16se="http://schemas.microsoft.com/office/word/2015/wordml/symex" xmlns:wpg="http://schemas.microsoft.com/office/word/2010/wordprocessingGroup" xmlns:wpi="http://schemas.microsoft.com/office/word/2010/wordprocessingInk" xmlns:wne="http://schemas.microsoft.com/office/word/2006/wordml" xmlns:wps="http://schemas.microsoft.com/office/word/2010/wordprocessingShape" mc:Ignorable="w14 w15 w16se w16cid w16 w16cex w16sdtdh w16sdtfl w16du wp14">
+<w:document xmlns:wpc="http://schemas.microsoft.com/office/word/2010/wordprocessingCanvas" xmlns:cx="http://schemas.microsoft.com/office/drawing/2014/chartex" xmlns:cx1="http://schemas.microsoft.com/office/drawing/2015/9/8/chartex" xmlns:cx2="http://schemas.microsoft.com/office/drawing/2015/10/21/chartex" xmlns:cx3="http://schemas.microsoft.com/office/drawing/2016/5/9/chartex" xmlns:cx4="http://schemas.microsoft.com/office/drawing/2016/5/10/chartex" xmlns:cx5="http://schemas.microsoft.com/office/drawing/2016/5/11/chartex" xmlns:cx6="http://schemas.microsoft.com/office/drawing/2016/5/12/chartex" xmlns:cx7="http://schemas.microsoft.com/office/drawing/2016/5/13/chartex" xmlns:cx8="http://schemas.microsoft.com/office/drawing/2016/5/14/chartex" xmlns:mc="http://schemas.openxmlformats.org/markup-compatibility/2006" xmlns:aink="http://schemas.microsoft.com/office/drawing/2016/ink" xmlns:am3d="http://schemas.microsoft.com/office/drawing/2017/model3d" xmlns:o="urn:schemas-microsoft-com:office:office" xmlns:oel="http://schemas.microsoft.com/office/2019/extlst" xmlns:r="http://schemas.openxmlformats.org/officeDocument/2006/relationships" xmlns:m="http://schemas.openxmlformats.org/officeDocument/2006/math" xmlns:v="urn:schemas-microsoft-com:vml" xmlns:wp14="http://schemas.microsoft.com/office/word/2010/wordprocessingDrawing" xmlns:wp="http://schemas.openxmlformats.org/drawingml/2006/wordprocessingDrawing" xmlns:w10="urn:schemas-microsoft-com:office:word" xmlns:w="http://schemas.openxmlformats.org/wordprocessingml/2006/main" xmlns:w14="http://schemas.microsoft.com/office/word/2010/wordml" xmlns:w15="http://schemas.microsoft.com/office/word/2012/wordml" xmlns:w16cex="http://schemas.microsoft.com/office/word/2018/wordml/cex" xmlns:w16cid="http://schemas.microsoft.com/office/word/2016/wordml/cid" xmlns:w16="http://schemas.microsoft.com/office/word/2018/wordml" xmlns:w16du="http://schemas.microsoft.com/office/word/2023/wordml/word16du" xmlns:w16sdtdh="http://schemas.microsoft.com/office/word/2020/wordml/sdtdatahash" xmlns:w16sdtfl="http://schemas.microsoft.com/office/word/2024/wordml/sdtformatlock" xmlns:w16se="http://schemas.microsoft.com/office/word/2015/wordml/symex" xmlns:wpg="http://schemas.microsoft.com/office/word/2010/wordprocessingGroup" xmlns:wpi="http://schemas.microsoft.com/office/word/2010/wordprocessingInk" xmlns:wne="http://schemas.microsoft.com/office/word/2006/wordml" xmlns:wps="http://schemas.microsoft.com/office/word/2010/wordprocessingShape" mc:Ignorable="w14 w15 w16se w16cid w16 w16cex w16sdtdh w16sdtfl w16du wp14">
   <w:body>
     <w:p>
       <w:r>
@@ -121,8 +121,6 @@
       </w:r>
       <w:r>
         <w:br/>
-      </w:r>
-      <w:r>
         <w:t>The transformation phase includes data cleaning, handling missing values, correcting data types, creating derived columns, filtering invalid records, and integrating multiple datasets.</w:t>
       </w:r>
       <w:r>
@@ -231,8 +229,6 @@
       </w:r>
       <w:r>
         <w:br/>
-      </w:r>
-      <w:r>
         <w:t>• Remove duplicate records</w:t>
       </w:r>
       <w:r>
@@ -302,8 +298,6 @@
       </w:r>
       <w:r>
         <w:br/>
-      </w:r>
-      <w:r>
         <w:t>Step 8: Merge Orders and Returns tables using Order ID.</w:t>
       </w:r>
       <w:r>
@@ -418,8 +412,6 @@
       </w:r>
       <w:r>
         <w:br/>
-      </w:r>
-      <w:r>
         <w:t>Step 13: Create a simple report visual using fields from related tables.</w:t>
       </w:r>
     </w:p>
@@ -469,6 +461,7 @@
         <w:rPr>
           <w:b/>
           <w:bCs/>
+          <w:noProof/>
           <w:u w:val="single"/>
         </w:rPr>
         <w:drawing>
@@ -528,6 +521,7 @@
         <w:rPr>
           <w:b/>
           <w:bCs/>
+          <w:noProof/>
           <w:u w:val="single"/>
         </w:rPr>
         <w:drawing>
@@ -595,8 +589,6 @@
       </w:r>
       <w:r>
         <w:br/>
-      </w:r>
-      <w:r>
         <w:t xml:space="preserve">• Explain the ETL process and its role in Business Intelligence systems. </w:t>
       </w:r>
       <w:r>
@@ -628,7 +620,7 @@
 </file>
 
 <file path=word/endnotes.xml><?xml version="1.0" encoding="utf-8"?>
-<w:endnotes xmlns:wpc="http://schemas.microsoft.com/office/word/2010/wordprocessingCanvas" xmlns:cx="http://schemas.microsoft.com/office/drawing/2014/chartex" xmlns:cx1="http://schemas.microsoft.com/office/drawing/2015/9/8/chartex" xmlns:cx2="http://schemas.microsoft.com/office/drawing/2015/10/21/chartex" xmlns:cx3="http://schemas.microsoft.com/office/drawing/2016/5/9/chartex" xmlns:cx4="http://schemas.microsoft.com/office/drawing/2016/5/10/chartex" xmlns:cx5="http://schemas.microsoft.com/office/drawing/2016/5/11/chartex" xmlns:cx6="http://schemas.microsoft.com/office/drawing/2016/5/12/chartex" xmlns:cx7="http://schemas.microsoft.com/office/drawing/2016/5/13/chartex" xmlns:cx8="http://schemas.microsoft.com/office/drawing/2016/5/14/chartex" xmlns:mc="http://schemas.openxmlformats.org/markup-compatibility/2006" xmlns:aink="http://schemas.microsoft.com/office/drawing/2016/ink" xmlns:am3d="http://schemas.microsoft.com/office/drawing/2017/model3d" xmlns:o="urn:schemas-microsoft-com:office:office" xmlns:oel="http://schemas.microsoft.com/office/2019/extlst" xmlns:r="http://schemas.openxmlformats.org/officeDocument/2006/relationships" xmlns:m="http://schemas.openxmlformats.org/officeDocument/2006/math" xmlns:v="urn:schemas-microsoft-com:vml" xmlns:wp14="http://schemas.microsoft.com/office/word/2010/wordprocessingDrawing" xmlns:wp="http://schemas.openxmlformats.org/drawingml/2006/wordprocessingDrawing" xmlns:w10="urn:schemas-microsoft-com:office:word" xmlns:w="http://schemas.openxmlformats.org/wordprocessingml/2006/main" xmlns:w14="http://schemas.microsoft.com/office/word/2010/wordml" xmlns:w15="http://schemas.microsoft.com/office/word/2012/wordml" xmlns:w16cei="http://schemas.microsoft.com/office/word/2026/wordml/cei" xmlns:w16cex="http://schemas.microsoft.com/office/word/2018/wordml/cex" xmlns:w16cid="http://schemas.microsoft.com/office/word/2016/wordml/cid" xmlns:w16="http://schemas.microsoft.com/office/word/2018/wordml" xmlns:w16du="http://schemas.microsoft.com/office/word/2023/wordml/word16du" xmlns:w16sdtdh="http://schemas.microsoft.com/office/word/2020/wordml/sdtdatahash" xmlns:w16sdtfl="http://schemas.microsoft.com/office/word/2024/wordml/sdtformatlock" xmlns:w16se="http://schemas.microsoft.com/office/word/2015/wordml/symex" xmlns:wpg="http://schemas.microsoft.com/office/word/2010/wordprocessingGroup" xmlns:wpi="http://schemas.microsoft.com/office/word/2010/wordprocessingInk" xmlns:wne="http://schemas.microsoft.com/office/word/2006/wordml" xmlns:wps="http://schemas.microsoft.com/office/word/2010/wordprocessingShape" mc:Ignorable="w14 w15 w16se w16cid w16 w16cex w16sdtdh w16sdtfl w16du wp14">
+<w:endnotes xmlns:wpc="http://schemas.microsoft.com/office/word/2010/wordprocessingCanvas" xmlns:cx="http://schemas.microsoft.com/office/drawing/2014/chartex" xmlns:cx1="http://schemas.microsoft.com/office/drawing/2015/9/8/chartex" xmlns:cx2="http://schemas.microsoft.com/office/drawing/2015/10/21/chartex" xmlns:cx3="http://schemas.microsoft.com/office/drawing/2016/5/9/chartex" xmlns:cx4="http://schemas.microsoft.com/office/drawing/2016/5/10/chartex" xmlns:cx5="http://schemas.microsoft.com/office/drawing/2016/5/11/chartex" xmlns:cx6="http://schemas.microsoft.com/office/drawing/2016/5/12/chartex" xmlns:cx7="http://schemas.microsoft.com/office/drawing/2016/5/13/chartex" xmlns:cx8="http://schemas.microsoft.com/office/drawing/2016/5/14/chartex" xmlns:mc="http://schemas.openxmlformats.org/markup-compatibility/2006" xmlns:aink="http://schemas.microsoft.com/office/drawing/2016/ink" xmlns:am3d="http://schemas.microsoft.com/office/drawing/2017/model3d" xmlns:o="urn:schemas-microsoft-com:office:office" xmlns:oel="http://schemas.microsoft.com/office/2019/extlst" xmlns:r="http://schemas.openxmlformats.org/officeDocument/2006/relationships" xmlns:m="http://schemas.openxmlformats.org/officeDocument/2006/math" xmlns:v="urn:schemas-microsoft-com:vml" xmlns:wp14="http://schemas.microsoft.com/office/word/2010/wordprocessingDrawing" xmlns:wp="http://schemas.openxmlformats.org/drawingml/2006/wordprocessingDrawing" xmlns:w10="urn:schemas-microsoft-com:office:word" xmlns:w="http://schemas.openxmlformats.org/wordprocessingml/2006/main" xmlns:w14="http://schemas.microsoft.com/office/word/2010/wordml" xmlns:w15="http://schemas.microsoft.com/office/word/2012/wordml" xmlns:w16cex="http://schemas.microsoft.com/office/word/2018/wordml/cex" xmlns:w16cid="http://schemas.microsoft.com/office/word/2016/wordml/cid" xmlns:w16="http://schemas.microsoft.com/office/word/2018/wordml" xmlns:w16du="http://schemas.microsoft.com/office/word/2023/wordml/word16du" xmlns:w16sdtdh="http://schemas.microsoft.com/office/word/2020/wordml/sdtdatahash" xmlns:w16sdtfl="http://schemas.microsoft.com/office/word/2024/wordml/sdtformatlock" xmlns:w16se="http://schemas.microsoft.com/office/word/2015/wordml/symex" xmlns:wpg="http://schemas.microsoft.com/office/word/2010/wordprocessingGroup" xmlns:wpi="http://schemas.microsoft.com/office/word/2010/wordprocessingInk" xmlns:wne="http://schemas.microsoft.com/office/word/2006/wordml" xmlns:wps="http://schemas.microsoft.com/office/word/2010/wordprocessingShape" mc:Ignorable="w14 w15 w16se w16cid w16 w16cex w16sdtdh w16sdtfl w16du wp14">
   <w:endnote w:type="separator" w:id="-1">
     <w:p>
       <w:pPr>
@@ -653,7 +645,7 @@
 </file>
 
 <file path=word/footnotes.xml><?xml version="1.0" encoding="utf-8"?>
-<w:footnotes xmlns:wpc="http://schemas.microsoft.com/office/word/2010/wordprocessingCanvas" xmlns:cx="http://schemas.microsoft.com/office/drawing/2014/chartex" xmlns:cx1="http://schemas.microsoft.com/office/drawing/2015/9/8/chartex" xmlns:cx2="http://schemas.microsoft.com/office/drawing/2015/10/21/chartex" xmlns:cx3="http://schemas.microsoft.com/office/drawing/2016/5/9/chartex" xmlns:cx4="http://schemas.microsoft.com/office/drawing/2016/5/10/chartex" xmlns:cx5="http://schemas.microsoft.com/office/drawing/2016/5/11/chartex" xmlns:cx6="http://schemas.microsoft.com/office/drawing/2016/5/12/chartex" xmlns:cx7="http://schemas.microsoft.com/office/drawing/2016/5/13/chartex" xmlns:cx8="http://schemas.microsoft.com/office/drawing/2016/5/14/chartex" xmlns:mc="http://schemas.openxmlformats.org/markup-compatibility/2006" xmlns:aink="http://schemas.microsoft.com/office/drawing/2016/ink" xmlns:am3d="http://schemas.microsoft.com/office/drawing/2017/model3d" xmlns:o="urn:schemas-microsoft-com:office:office" xmlns:oel="http://schemas.microsoft.com/office/2019/extlst" xmlns:r="http://schemas.openxmlformats.org/officeDocument/2006/relationships" xmlns:m="http://schemas.openxmlformats.org/officeDocument/2006/math" xmlns:v="urn:schemas-microsoft-com:vml" xmlns:wp14="http://schemas.microsoft.com/office/word/2010/wordprocessingDrawing" xmlns:wp="http://schemas.openxmlformats.org/drawingml/2006/wordprocessingDrawing" xmlns:w10="urn:schemas-microsoft-com:office:word" xmlns:w="http://schemas.openxmlformats.org/wordprocessingml/2006/main" xmlns:w14="http://schemas.microsoft.com/office/word/2010/wordml" xmlns:w15="http://schemas.microsoft.com/office/word/2012/wordml" xmlns:w16cei="http://schemas.microsoft.com/office/word/2026/wordml/cei" xmlns:w16cex="http://schemas.microsoft.com/office/word/2018/wordml/cex" xmlns:w16cid="http://schemas.microsoft.com/office/word/2016/wordml/cid" xmlns:w16="http://schemas.microsoft.com/office/word/2018/wordml" xmlns:w16du="http://schemas.microsoft.com/office/word/2023/wordml/word16du" xmlns:w16sdtdh="http://schemas.microsoft.com/office/word/2020/wordml/sdtdatahash" xmlns:w16sdtfl="http://schemas.microsoft.com/office/word/2024/wordml/sdtformatlock" xmlns:w16se="http://schemas.microsoft.com/office/word/2015/wordml/symex" xmlns:wpg="http://schemas.microsoft.com/office/word/2010/wordprocessingGroup" xmlns:wpi="http://schemas.microsoft.com/office/word/2010/wordprocessingInk" xmlns:wne="http://schemas.microsoft.com/office/word/2006/wordml" xmlns:wps="http://schemas.microsoft.com/office/word/2010/wordprocessingShape" mc:Ignorable="w14 w15 w16se w16cid w16 w16cex w16sdtdh w16sdtfl w16du wp14">
+<w:footnotes xmlns:wpc="http://schemas.microsoft.com/office/word/2010/wordprocessingCanvas" xmlns:cx="http://schemas.microsoft.com/office/drawing/2014/chartex" xmlns:cx1="http://schemas.microsoft.com/office/drawing/2015/9/8/chartex" xmlns:cx2="http://schemas.microsoft.com/office/drawing/2015/10/21/chartex" xmlns:cx3="http://schemas.microsoft.com/office/drawing/2016/5/9/chartex" xmlns:cx4="http://schemas.microsoft.com/office/drawing/2016/5/10/chartex" xmlns:cx5="http://schemas.microsoft.com/office/drawing/2016/5/11/chartex" xmlns:cx6="http://schemas.microsoft.com/office/drawing/2016/5/12/chartex" xmlns:cx7="http://schemas.microsoft.com/office/drawing/2016/5/13/chartex" xmlns:cx8="http://schemas.microsoft.com/office/drawing/2016/5/14/chartex" xmlns:mc="http://schemas.openxmlformats.org/markup-compatibility/2006" xmlns:aink="http://schemas.microsoft.com/office/drawing/2016/ink" xmlns:am3d="http://schemas.microsoft.com/office/drawing/2017/model3d" xmlns:o="urn:schemas-microsoft-com:office:office" xmlns:oel="http://schemas.microsoft.com/office/2019/extlst" xmlns:r="http://schemas.openxmlformats.org/officeDocument/2006/relationships" xmlns:m="http://schemas.openxmlformats.org/officeDocument/2006/math" xmlns:v="urn:schemas-microsoft-com:vml" xmlns:wp14="http://schemas.microsoft.com/office/word/2010/wordprocessingDrawing" xmlns:wp="http://schemas.openxmlformats.org/drawingml/2006/wordprocessingDrawing" xmlns:w10="urn:schemas-microsoft-com:office:word" xmlns:w="http://schemas.openxmlformats.org/wordprocessingml/2006/main" xmlns:w14="http://schemas.microsoft.com/office/word/2010/wordml" xmlns:w15="http://schemas.microsoft.com/office/word/2012/wordml" xmlns:w16cex="http://schemas.microsoft.com/office/word/2018/wordml/cex" xmlns:w16cid="http://schemas.microsoft.com/office/word/2016/wordml/cid" xmlns:w16="http://schemas.microsoft.com/office/word/2018/wordml" xmlns:w16du="http://schemas.microsoft.com/office/word/2023/wordml/word16du" xmlns:w16sdtdh="http://schemas.microsoft.com/office/word/2020/wordml/sdtdatahash" xmlns:w16sdtfl="http://schemas.microsoft.com/office/word/2024/wordml/sdtformatlock" xmlns:w16se="http://schemas.microsoft.com/office/word/2015/wordml/symex" xmlns:wpg="http://schemas.microsoft.com/office/word/2010/wordprocessingGroup" xmlns:wpi="http://schemas.microsoft.com/office/word/2010/wordprocessingInk" xmlns:wne="http://schemas.microsoft.com/office/word/2006/wordml" xmlns:wps="http://schemas.microsoft.com/office/word/2010/wordprocessingShape" mc:Ignorable="w14 w15 w16se w16cid w16 w16cex w16sdtdh w16sdtfl w16du wp14">
   <w:footnote w:type="separator" w:id="-1">
     <w:p>
       <w:pPr>
@@ -678,7 +670,7 @@
 </file>
 
 <file path=word/header1.xml><?xml version="1.0" encoding="utf-8"?>
-<w:hdr xmlns:wpc="http://schemas.microsoft.com/office/word/2010/wordprocessingCanvas" xmlns:cx="http://schemas.microsoft.com/office/drawing/2014/chartex" xmlns:cx1="http://schemas.microsoft.com/office/drawing/2015/9/8/chartex" xmlns:cx2="http://schemas.microsoft.com/office/drawing/2015/10/21/chartex" xmlns:cx3="http://schemas.microsoft.com/office/drawing/2016/5/9/chartex" xmlns:cx4="http://schemas.microsoft.com/office/drawing/2016/5/10/chartex" xmlns:cx5="http://schemas.microsoft.com/office/drawing/2016/5/11/chartex" xmlns:cx6="http://schemas.microsoft.com/office/drawing/2016/5/12/chartex" xmlns:cx7="http://schemas.microsoft.com/office/drawing/2016/5/13/chartex" xmlns:cx8="http://schemas.microsoft.com/office/drawing/2016/5/14/chartex" xmlns:mc="http://schemas.openxmlformats.org/markup-compatibility/2006" xmlns:aink="http://schemas.microsoft.com/office/drawing/2016/ink" xmlns:am3d="http://schemas.microsoft.com/office/drawing/2017/model3d" xmlns:o="urn:schemas-microsoft-com:office:office" xmlns:oel="http://schemas.microsoft.com/office/2019/extlst" xmlns:r="http://schemas.openxmlformats.org/officeDocument/2006/relationships" xmlns:m="http://schemas.openxmlformats.org/officeDocument/2006/math" xmlns:v="urn:schemas-microsoft-com:vml" xmlns:wp14="http://schemas.microsoft.com/office/word/2010/wordprocessingDrawing" xmlns:wp="http://schemas.openxmlformats.org/drawingml/2006/wordprocessingDrawing" xmlns:w10="urn:schemas-microsoft-com:office:word" xmlns:w="http://schemas.openxmlformats.org/wordprocessingml/2006/main" xmlns:w14="http://schemas.microsoft.com/office/word/2010/wordml" xmlns:w15="http://schemas.microsoft.com/office/word/2012/wordml" xmlns:w16cei="http://schemas.microsoft.com/office/word/2026/wordml/cei" xmlns:w16cex="http://schemas.microsoft.com/office/word/2018/wordml/cex" xmlns:w16cid="http://schemas.microsoft.com/office/word/2016/wordml/cid" xmlns:w16="http://schemas.microsoft.com/office/word/2018/wordml" xmlns:w16du="http://schemas.microsoft.com/office/word/2023/wordml/word16du" xmlns:w16sdtdh="http://schemas.microsoft.com/office/word/2020/wordml/sdtdatahash" xmlns:w16sdtfl="http://schemas.microsoft.com/office/word/2024/wordml/sdtformatlock" xmlns:w16se="http://schemas.microsoft.com/office/word/2015/wordml/symex" xmlns:wpg="http://schemas.microsoft.com/office/word/2010/wordprocessingGroup" xmlns:wpi="http://schemas.microsoft.com/office/word/2010/wordprocessingInk" xmlns:wne="http://schemas.microsoft.com/office/word/2006/wordml" xmlns:wps="http://schemas.microsoft.com/office/word/2010/wordprocessingShape" mc:Ignorable="w14 w15 w16se w16cid w16 w16cex w16sdtdh w16sdtfl w16du wp14">
+<w:hdr xmlns:wpc="http://schemas.microsoft.com/office/word/2010/wordprocessingCanvas" xmlns:cx="http://schemas.microsoft.com/office/drawing/2014/chartex" xmlns:cx1="http://schemas.microsoft.com/office/drawing/2015/9/8/chartex" xmlns:cx2="http://schemas.microsoft.com/office/drawing/2015/10/21/chartex" xmlns:cx3="http://schemas.microsoft.com/office/drawing/2016/5/9/chartex" xmlns:cx4="http://schemas.microsoft.com/office/drawing/2016/5/10/chartex" xmlns:cx5="http://schemas.microsoft.com/office/drawing/2016/5/11/chartex" xmlns:cx6="http://schemas.microsoft.com/office/drawing/2016/5/12/chartex" xmlns:cx7="http://schemas.microsoft.com/office/drawing/2016/5/13/chartex" xmlns:cx8="http://schemas.microsoft.com/office/drawing/2016/5/14/chartex" xmlns:mc="http://schemas.openxmlformats.org/markup-compatibility/2006" xmlns:aink="http://schemas.microsoft.com/office/drawing/2016/ink" xmlns:am3d="http://schemas.microsoft.com/office/drawing/2017/model3d" xmlns:o="urn:schemas-microsoft-com:office:office" xmlns:oel="http://schemas.microsoft.com/office/2019/extlst" xmlns:r="http://schemas.openxmlformats.org/officeDocument/2006/relationships" xmlns:m="http://schemas.openxmlformats.org/officeDocument/2006/math" xmlns:v="urn:schemas-microsoft-com:vml" xmlns:wp14="http://schemas.microsoft.com/office/word/2010/wordprocessingDrawing" xmlns:wp="http://schemas.openxmlformats.org/drawingml/2006/wordprocessingDrawing" xmlns:w10="urn:schemas-microsoft-com:office:word" xmlns:w="http://schemas.openxmlformats.org/wordprocessingml/2006/main" xmlns:w14="http://schemas.microsoft.com/office/word/2010/wordml" xmlns:w15="http://schemas.microsoft.com/office/word/2012/wordml" xmlns:w16cex="http://schemas.microsoft.com/office/word/2018/wordml/cex" xmlns:w16cid="http://schemas.microsoft.com/office/word/2016/wordml/cid" xmlns:w16="http://schemas.microsoft.com/office/word/2018/wordml" xmlns:w16du="http://schemas.microsoft.com/office/word/2023/wordml/word16du" xmlns:w16sdtdh="http://schemas.microsoft.com/office/word/2020/wordml/sdtdatahash" xmlns:w16sdtfl="http://schemas.microsoft.com/office/word/2024/wordml/sdtformatlock" xmlns:w16se="http://schemas.microsoft.com/office/word/2015/wordml/symex" xmlns:wpg="http://schemas.microsoft.com/office/word/2010/wordprocessingGroup" xmlns:wpi="http://schemas.microsoft.com/office/word/2010/wordprocessingInk" xmlns:wne="http://schemas.microsoft.com/office/word/2006/wordml" xmlns:wps="http://schemas.microsoft.com/office/word/2010/wordprocessingShape" mc:Ignorable="w14 w15 w16se w16cid w16 w16cex w16sdtdh w16sdtfl w16du wp14">
   <w:p>
     <w:pPr>
       <w:pStyle w:val="Header"/>
@@ -687,6 +679,12 @@
         <w:tab w:val="clear" w:pos="9360"/>
         <w:tab w:val="right" w:pos="8640"/>
       </w:tabs>
+      <w:rPr>
+        <w:b/>
+        <w:bCs/>
+        <w:sz w:val="24"/>
+        <w:szCs w:val="24"/>
+      </w:rPr>
     </w:pPr>
     <w:r>
       <w:t>Business Intelligence Practical</w:t>
@@ -701,14 +699,33 @@
         <w:sz w:val="24"/>
         <w:szCs w:val="24"/>
       </w:rPr>
-      <w:t>24BAI71010</w:t>
+      <w:t>24BAI7101</w:t>
     </w:r>
+    <w:r>
+      <w:rPr>
+        <w:b/>
+        <w:bCs/>
+        <w:sz w:val="24"/>
+        <w:szCs w:val="24"/>
+      </w:rPr>
+      <w:t>4</w:t>
+    </w:r>
+  </w:p>
+  <w:p>
+    <w:pPr>
+      <w:pStyle w:val="Header"/>
+      <w:tabs>
+        <w:tab w:val="clear" w:pos="4680"/>
+        <w:tab w:val="clear" w:pos="9360"/>
+        <w:tab w:val="right" w:pos="8640"/>
+      </w:tabs>
+    </w:pPr>
   </w:p>
 </w:hdr>
 </file>
 
 <file path=word/numbering.xml><?xml version="1.0" encoding="utf-8"?>
-<w:numbering xmlns:wpc="http://schemas.microsoft.com/office/word/2010/wordprocessingCanvas" xmlns:cx="http://schemas.microsoft.com/office/drawing/2014/chartex" xmlns:cx1="http://schemas.microsoft.com/office/drawing/2015/9/8/chartex" xmlns:cx2="http://schemas.microsoft.com/office/drawing/2015/10/21/chartex" xmlns:cx3="http://schemas.microsoft.com/office/drawing/2016/5/9/chartex" xmlns:cx4="http://schemas.microsoft.com/office/drawing/2016/5/10/chartex" xmlns:cx5="http://schemas.microsoft.com/office/drawing/2016/5/11/chartex" xmlns:cx6="http://schemas.microsoft.com/office/drawing/2016/5/12/chartex" xmlns:cx7="http://schemas.microsoft.com/office/drawing/2016/5/13/chartex" xmlns:cx8="http://schemas.microsoft.com/office/drawing/2016/5/14/chartex" xmlns:mc="http://schemas.openxmlformats.org/markup-compatibility/2006" xmlns:aink="http://schemas.microsoft.com/office/drawing/2016/ink" xmlns:am3d="http://schemas.microsoft.com/office/drawing/2017/model3d" xmlns:o="urn:schemas-microsoft-com:office:office" xmlns:oel="http://schemas.microsoft.com/office/2019/extlst" xmlns:r="http://schemas.openxmlformats.org/officeDocument/2006/relationships" xmlns:m="http://schemas.openxmlformats.org/officeDocument/2006/math" xmlns:v="urn:schemas-microsoft-com:vml" xmlns:wp14="http://schemas.microsoft.com/office/word/2010/wordprocessingDrawing" xmlns:wp="http://schemas.openxmlformats.org/drawingml/2006/wordprocessingDrawing" xmlns:w10="urn:schemas-microsoft-com:office:word" xmlns:w="http://schemas.openxmlformats.org/wordprocessingml/2006/main" xmlns:w14="http://schemas.microsoft.com/office/word/2010/wordml" xmlns:w15="http://schemas.microsoft.com/office/word/2012/wordml" xmlns:w16cei="http://schemas.microsoft.com/office/word/2026/wordml/cei" xmlns:w16cex="http://schemas.microsoft.com/office/word/2018/wordml/cex" xmlns:w16cid="http://schemas.microsoft.com/office/word/2016/wordml/cid" xmlns:w16="http://schemas.microsoft.com/office/word/2018/wordml" xmlns:w16du="http://schemas.microsoft.com/office/word/2023/wordml/word16du" xmlns:w16sdtdh="http://schemas.microsoft.com/office/word/2020/wordml/sdtdatahash" xmlns:w16sdtfl="http://schemas.microsoft.com/office/word/2024/wordml/sdtformatlock" xmlns:w16se="http://schemas.microsoft.com/office/word/2015/wordml/symex" xmlns:wpg="http://schemas.microsoft.com/office/word/2010/wordprocessingGroup" xmlns:wpi="http://schemas.microsoft.com/office/word/2010/wordprocessingInk" xmlns:wne="http://schemas.microsoft.com/office/word/2006/wordml" xmlns:wps="http://schemas.microsoft.com/office/word/2010/wordprocessingShape" mc:Ignorable="w14 w15 w16se w16cid w16 w16cex w16sdtdh w16sdtfl w16du wp14">
+<w:numbering xmlns:wpc="http://schemas.microsoft.com/office/word/2010/wordprocessingCanvas" xmlns:cx="http://schemas.microsoft.com/office/drawing/2014/chartex" xmlns:cx1="http://schemas.microsoft.com/office/drawing/2015/9/8/chartex" xmlns:cx2="http://schemas.microsoft.com/office/drawing/2015/10/21/chartex" xmlns:cx3="http://schemas.microsoft.com/office/drawing/2016/5/9/chartex" xmlns:cx4="http://schemas.microsoft.com/office/drawing/2016/5/10/chartex" xmlns:cx5="http://schemas.microsoft.com/office/drawing/2016/5/11/chartex" xmlns:cx6="http://schemas.microsoft.com/office/drawing/2016/5/12/chartex" xmlns:cx7="http://schemas.microsoft.com/office/drawing/2016/5/13/chartex" xmlns:cx8="http://schemas.microsoft.com/office/drawing/2016/5/14/chartex" xmlns:mc="http://schemas.openxmlformats.org/markup-compatibility/2006" xmlns:aink="http://schemas.microsoft.com/office/drawing/2016/ink" xmlns:am3d="http://schemas.microsoft.com/office/drawing/2017/model3d" xmlns:o="urn:schemas-microsoft-com:office:office" xmlns:oel="http://schemas.microsoft.com/office/2019/extlst" xmlns:r="http://schemas.openxmlformats.org/officeDocument/2006/relationships" xmlns:m="http://schemas.openxmlformats.org/officeDocument/2006/math" xmlns:v="urn:schemas-microsoft-com:vml" xmlns:wp14="http://schemas.microsoft.com/office/word/2010/wordprocessingDrawing" xmlns:wp="http://schemas.openxmlformats.org/drawingml/2006/wordprocessingDrawing" xmlns:w10="urn:schemas-microsoft-com:office:word" xmlns:w="http://schemas.openxmlformats.org/wordprocessingml/2006/main" xmlns:w14="http://schemas.microsoft.com/office/word/2010/wordml" xmlns:w15="http://schemas.microsoft.com/office/word/2012/wordml" xmlns:w16cex="http://schemas.microsoft.com/office/word/2018/wordml/cex" xmlns:w16cid="http://schemas.microsoft.com/office/word/2016/wordml/cid" xmlns:w16="http://schemas.microsoft.com/office/word/2018/wordml" xmlns:w16du="http://schemas.microsoft.com/office/word/2023/wordml/word16du" xmlns:w16sdtdh="http://schemas.microsoft.com/office/word/2020/wordml/sdtdatahash" xmlns:w16sdtfl="http://schemas.microsoft.com/office/word/2024/wordml/sdtformatlock" xmlns:w16se="http://schemas.microsoft.com/office/word/2015/wordml/symex" xmlns:wpg="http://schemas.microsoft.com/office/word/2010/wordprocessingGroup" xmlns:wpi="http://schemas.microsoft.com/office/word/2010/wordprocessingInk" xmlns:wne="http://schemas.microsoft.com/office/word/2006/wordml" xmlns:wps="http://schemas.microsoft.com/office/word/2010/wordprocessingShape" mc:Ignorable="w14 w15 w16se w16cid w16 w16cex w16sdtdh w16sdtfl w16du wp14">
   <w:abstractNum w:abstractNumId="0" w15:restartNumberingAfterBreak="0">
     <w:nsid w:val="FFFFFF7C"/>
     <w:multiLevelType w:val="singleLevel"/>
